--- a/pracindo_backend_v1/fitur/templates/cv_besar/stiker_cv_besar_AABB.docx
+++ b/pracindo_backend_v1/fitur/templates/cv_besar/stiker_cv_besar_AABB.docx
@@ -158,6 +158,16 @@
                                         <w:sz w:val="96"/>
                                         <w:szCs w:val="96"/>
                                       </w:rPr>
+                                      <w:t>{{slot1_nama}}</w:t>
+                                    </w:r>
+                                    <w:r>
+                                      <w:rPr>
+                                        <w:rFonts w:ascii="Aptos Black" w:hAnsi="Aptos Black"/>
+                                        <w:b/>
+                                        <w:bCs/>
+                                        <w:sz w:val="96"/>
+                                        <w:szCs w:val="96"/>
+                                      </w:rPr>
                                       <w:fldChar w:fldCharType="begin"/>
                                     </w:r>
                                     <w:r>
@@ -268,15 +278,7 @@
                                         <w:sz w:val="48"/>
                                         <w:szCs w:val="48"/>
                                       </w:rPr>
-                                      <w:t xml:space="preserve"> </w:t>
-                                    </w:r>
-                                    <w:r>
-                                      <w:rPr>
-                                        <w:b/>
-                                        <w:sz w:val="48"/>
-                                        <w:szCs w:val="48"/>
-                                      </w:rPr>
-                                      <w:t>{{ slot1_tipe }}</w:t>
+                                      <w:t>{{slot1_tipe}}</w:t>
                                     </w:r>
                                     <w:r>
                                       <w:rPr>
@@ -342,15 +344,7 @@
                                         <w:sz w:val="48"/>
                                         <w:szCs w:val="48"/>
                                       </w:rPr>
-                                      <w:t xml:space="preserve"> </w:t>
-                                    </w:r>
-                                    <w:r>
-                                      <w:rPr>
-                                        <w:b/>
-                                        <w:sz w:val="48"/>
-                                        <w:szCs w:val="48"/>
-                                      </w:rPr>
-                                      <w:t>{{ slot1_lot }}</w:t>
+                                      <w:t>{{slot1_lot}}</w:t>
                                     </w:r>
                                     <w:r>
                                       <w:rPr>
@@ -416,15 +410,7 @@
                                         <w:sz w:val="48"/>
                                         <w:szCs w:val="48"/>
                                       </w:rPr>
-                                      <w:t xml:space="preserve"> </w:t>
-                                    </w:r>
-                                    <w:r>
-                                      <w:rPr>
-                                        <w:b/>
-                                        <w:sz w:val="48"/>
-                                        <w:szCs w:val="48"/>
-                                      </w:rPr>
-                                      <w:t>{{ slot1_net }}</w:t>
+                                      <w:t>{{slot1_net}}</w:t>
                                     </w:r>
                                     <w:r>
                                       <w:rPr>
@@ -453,17 +439,7 @@
                                   </w:p>
                                   <w:p>
                                     <w:pPr>
-                                      <w:spacing w:after="120" w:line="240" w:lineRule="auto"/>
-                                      <w:jc w:val="center"/>
-                                      <w:rPr>
-                                        <w:sz w:val="18"/>
-                                        <w:szCs w:val="18"/>
-                                      </w:rPr>
-                                    </w:pPr>
-                                  </w:p>
-                                  <w:p>
-                                    <w:pPr>
-                                      <w:spacing w:after="120" w:line="240" w:lineRule="auto"/>
+                                      <w:spacing w:after="120" w:line="360" w:lineRule="auto"/>
                                       <w:jc w:val="center"/>
                                       <w:rPr>
                                         <w:sz w:val="18"/>
@@ -646,6 +622,16 @@
                                   <w:sz w:val="96"/>
                                   <w:szCs w:val="96"/>
                                 </w:rPr>
+                                <w:t>{{slot1_nama}}</w:t>
+                              </w:r>
+                              <w:r>
+                                <w:rPr>
+                                  <w:rFonts w:ascii="Aptos Black" w:hAnsi="Aptos Black"/>
+                                  <w:b/>
+                                  <w:bCs/>
+                                  <w:sz w:val="96"/>
+                                  <w:szCs w:val="96"/>
+                                </w:rPr>
                                 <w:fldChar w:fldCharType="begin"/>
                               </w:r>
                               <w:r>
@@ -756,15 +742,7 @@
                                   <w:sz w:val="48"/>
                                   <w:szCs w:val="48"/>
                                 </w:rPr>
-                                <w:t xml:space="preserve"> </w:t>
-                              </w:r>
-                              <w:r>
-                                <w:rPr>
-                                  <w:b/>
-                                  <w:sz w:val="48"/>
-                                  <w:szCs w:val="48"/>
-                                </w:rPr>
-                                <w:t>{{ slot1_tipe }}</w:t>
+                                <w:t>{{slot1_tipe}}</w:t>
                               </w:r>
                               <w:r>
                                 <w:rPr>
@@ -830,15 +808,7 @@
                                   <w:sz w:val="48"/>
                                   <w:szCs w:val="48"/>
                                 </w:rPr>
-                                <w:t xml:space="preserve"> </w:t>
-                              </w:r>
-                              <w:r>
-                                <w:rPr>
-                                  <w:b/>
-                                  <w:sz w:val="48"/>
-                                  <w:szCs w:val="48"/>
-                                </w:rPr>
-                                <w:t>{{ slot1_lot }}</w:t>
+                                <w:t>{{slot1_lot}}</w:t>
                               </w:r>
                               <w:r>
                                 <w:rPr>
@@ -904,15 +874,7 @@
                                   <w:sz w:val="48"/>
                                   <w:szCs w:val="48"/>
                                 </w:rPr>
-                                <w:t xml:space="preserve"> </w:t>
-                              </w:r>
-                              <w:r>
-                                <w:rPr>
-                                  <w:b/>
-                                  <w:sz w:val="48"/>
-                                  <w:szCs w:val="48"/>
-                                </w:rPr>
-                                <w:t>{{ slot1_net }}</w:t>
+                                <w:t>{{slot1_net}}</w:t>
                               </w:r>
                               <w:r>
                                 <w:rPr>
@@ -941,17 +903,7 @@
                             </w:p>
                             <w:p>
                               <w:pPr>
-                                <w:spacing w:after="120" w:line="240" w:lineRule="auto"/>
-                                <w:jc w:val="center"/>
-                                <w:rPr>
-                                  <w:sz w:val="18"/>
-                                  <w:szCs w:val="18"/>
-                                </w:rPr>
-                              </w:pPr>
-                            </w:p>
-                            <w:p>
-                              <w:pPr>
-                                <w:spacing w:after="120" w:line="240" w:lineRule="auto"/>
+                                <w:spacing w:after="120" w:line="360" w:lineRule="auto"/>
                                 <w:jc w:val="center"/>
                                 <w:rPr>
                                   <w:sz w:val="18"/>
@@ -1110,6 +1062,16 @@
                                         <w:sz w:val="96"/>
                                         <w:szCs w:val="96"/>
                                       </w:rPr>
+                                      <w:t>{{slot1_nama}}</w:t>
+                                    </w:r>
+                                    <w:r>
+                                      <w:rPr>
+                                        <w:rFonts w:ascii="Aptos Black" w:hAnsi="Aptos Black"/>
+                                        <w:b/>
+                                        <w:bCs/>
+                                        <w:sz w:val="96"/>
+                                        <w:szCs w:val="96"/>
+                                      </w:rPr>
                                       <w:fldChar w:fldCharType="begin"/>
                                     </w:r>
                                     <w:r>
@@ -1220,15 +1182,7 @@
                                         <w:sz w:val="48"/>
                                         <w:szCs w:val="48"/>
                                       </w:rPr>
-                                      <w:t xml:space="preserve"> </w:t>
-                                    </w:r>
-                                    <w:r>
-                                      <w:rPr>
-                                        <w:b/>
-                                        <w:sz w:val="48"/>
-                                        <w:szCs w:val="48"/>
-                                      </w:rPr>
-                                      <w:t>{{ slot1_tipe }}</w:t>
+                                      <w:t>{{slot1_tipe}}</w:t>
                                     </w:r>
                                     <w:r>
                                       <w:rPr>
@@ -1294,15 +1248,7 @@
                                         <w:sz w:val="48"/>
                                         <w:szCs w:val="48"/>
                                       </w:rPr>
-                                      <w:t xml:space="preserve"> </w:t>
-                                    </w:r>
-                                    <w:r>
-                                      <w:rPr>
-                                        <w:b/>
-                                        <w:sz w:val="48"/>
-                                        <w:szCs w:val="48"/>
-                                      </w:rPr>
-                                      <w:t>{{ slot1_lot }}</w:t>
+                                      <w:t>{{slot1_lot}}</w:t>
                                     </w:r>
                                     <w:r>
                                       <w:rPr>
@@ -1368,15 +1314,7 @@
                                         <w:sz w:val="48"/>
                                         <w:szCs w:val="48"/>
                                       </w:rPr>
-                                      <w:t xml:space="preserve"> </w:t>
-                                    </w:r>
-                                    <w:r>
-                                      <w:rPr>
-                                        <w:b/>
-                                        <w:sz w:val="48"/>
-                                        <w:szCs w:val="48"/>
-                                      </w:rPr>
-                                      <w:t>{{ slot1_net }}</w:t>
+                                      <w:t>{{slot1_net}}</w:t>
                                     </w:r>
                                     <w:r>
                                       <w:rPr>
@@ -1405,7 +1343,7 @@
                                   </w:p>
                                   <w:p>
                                     <w:pPr>
-                                      <w:spacing w:after="120" w:line="240" w:lineRule="auto"/>
+                                      <w:spacing w:after="120" w:line="360" w:lineRule="auto"/>
                                       <w:jc w:val="center"/>
                                       <w:rPr>
                                         <w:sz w:val="18"/>
@@ -1588,6 +1526,16 @@
                                   <w:sz w:val="96"/>
                                   <w:szCs w:val="96"/>
                                 </w:rPr>
+                                <w:t>{{slot1_nama}}</w:t>
+                              </w:r>
+                              <w:r>
+                                <w:rPr>
+                                  <w:rFonts w:ascii="Aptos Black" w:hAnsi="Aptos Black"/>
+                                  <w:b/>
+                                  <w:bCs/>
+                                  <w:sz w:val="96"/>
+                                  <w:szCs w:val="96"/>
+                                </w:rPr>
                                 <w:fldChar w:fldCharType="begin"/>
                               </w:r>
                               <w:r>
@@ -1698,15 +1646,7 @@
                                   <w:sz w:val="48"/>
                                   <w:szCs w:val="48"/>
                                 </w:rPr>
-                                <w:t xml:space="preserve"> </w:t>
-                              </w:r>
-                              <w:r>
-                                <w:rPr>
-                                  <w:b/>
-                                  <w:sz w:val="48"/>
-                                  <w:szCs w:val="48"/>
-                                </w:rPr>
-                                <w:t>{{ slot1_tipe }}</w:t>
+                                <w:t>{{slot1_tipe}}</w:t>
                               </w:r>
                               <w:r>
                                 <w:rPr>
@@ -1772,15 +1712,7 @@
                                   <w:sz w:val="48"/>
                                   <w:szCs w:val="48"/>
                                 </w:rPr>
-                                <w:t xml:space="preserve"> </w:t>
-                              </w:r>
-                              <w:r>
-                                <w:rPr>
-                                  <w:b/>
-                                  <w:sz w:val="48"/>
-                                  <w:szCs w:val="48"/>
-                                </w:rPr>
-                                <w:t>{{ slot1_lot }}</w:t>
+                                <w:t>{{slot1_lot}}</w:t>
                               </w:r>
                               <w:r>
                                 <w:rPr>
@@ -1846,15 +1778,7 @@
                                   <w:sz w:val="48"/>
                                   <w:szCs w:val="48"/>
                                 </w:rPr>
-                                <w:t xml:space="preserve"> </w:t>
-                              </w:r>
-                              <w:r>
-                                <w:rPr>
-                                  <w:b/>
-                                  <w:sz w:val="48"/>
-                                  <w:szCs w:val="48"/>
-                                </w:rPr>
-                                <w:t>{{ slot1_net }}</w:t>
+                                <w:t>{{slot1_net}}</w:t>
                               </w:r>
                               <w:r>
                                 <w:rPr>
@@ -1883,7 +1807,7 @@
                             </w:p>
                             <w:p>
                               <w:pPr>
-                                <w:spacing w:after="120" w:line="240" w:lineRule="auto"/>
+                                <w:spacing w:after="120" w:line="360" w:lineRule="auto"/>
                                 <w:jc w:val="center"/>
                                 <w:rPr>
                                   <w:sz w:val="18"/>
@@ -2042,7 +1966,7 @@
                                         <w:sz w:val="96"/>
                                         <w:szCs w:val="96"/>
                                       </w:rPr>
-                                      <w:fldChar w:fldCharType="begin"/>
+                                      <w:t>{{slot2_nama}}</w:t>
                                     </w:r>
                                     <w:r>
                                       <w:rPr>
@@ -2052,7 +1976,17 @@
                                         <w:sz w:val="96"/>
                                         <w:szCs w:val="96"/>
                                       </w:rPr>
-                                      <w:instrText>{ slot2_nama</w:instrText>
+                                      <w:fldChar w:fldCharType="begin"/>
+                                    </w:r>
+                                    <w:r>
+                                      <w:rPr>
+                                        <w:rFonts w:ascii="Aptos Black" w:hAnsi="Aptos Black"/>
+                                        <w:b/>
+                                        <w:bCs/>
+                                        <w:sz w:val="96"/>
+                                        <w:szCs w:val="96"/>
+                                      </w:rPr>
+                                      <w:instrText>{ slot1_nama</w:instrText>
                                     </w:r>
                                     <w:r>
                                       <w:rPr>
@@ -2152,31 +2086,7 @@
                                         <w:sz w:val="48"/>
                                         <w:szCs w:val="48"/>
                                       </w:rPr>
-                                      <w:t xml:space="preserve"> </w:t>
-                                    </w:r>
-                                    <w:r>
-                                      <w:rPr>
-                                        <w:b/>
-                                        <w:sz w:val="48"/>
-                                        <w:szCs w:val="48"/>
-                                      </w:rPr>
-                                      <w:t>{{ slot</w:t>
-                                    </w:r>
-                                    <w:r>
-                                      <w:rPr>
-                                        <w:b/>
-                                        <w:sz w:val="48"/>
-                                        <w:szCs w:val="48"/>
-                                      </w:rPr>
-                                      <w:t>2</w:t>
-                                    </w:r>
-                                    <w:r>
-                                      <w:rPr>
-                                        <w:b/>
-                                        <w:sz w:val="48"/>
-                                        <w:szCs w:val="48"/>
-                                      </w:rPr>
-                                      <w:t>_tipe }}</w:t>
+                                      <w:t>{{slot2_tipe}}</w:t>
                                     </w:r>
                                     <w:r>
                                       <w:rPr>
@@ -2242,31 +2152,7 @@
                                         <w:sz w:val="48"/>
                                         <w:szCs w:val="48"/>
                                       </w:rPr>
-                                      <w:t xml:space="preserve"> </w:t>
-                                    </w:r>
-                                    <w:r>
-                                      <w:rPr>
-                                        <w:b/>
-                                        <w:sz w:val="48"/>
-                                        <w:szCs w:val="48"/>
-                                      </w:rPr>
-                                      <w:t>{{ slot</w:t>
-                                    </w:r>
-                                    <w:r>
-                                      <w:rPr>
-                                        <w:b/>
-                                        <w:sz w:val="48"/>
-                                        <w:szCs w:val="48"/>
-                                      </w:rPr>
-                                      <w:t>2</w:t>
-                                    </w:r>
-                                    <w:r>
-                                      <w:rPr>
-                                        <w:b/>
-                                        <w:sz w:val="48"/>
-                                        <w:szCs w:val="48"/>
-                                      </w:rPr>
-                                      <w:t>_lot }}</w:t>
+                                      <w:t>{{slot2_lot}}</w:t>
                                     </w:r>
                                     <w:r>
                                       <w:rPr>
@@ -2302,6 +2188,70 @@
                                         <w:szCs w:val="32"/>
                                       </w:rPr>
                                     </w:pPr>
+                                    <w:r>
+                                      <w:rPr>
+                                        <w:b/>
+                                        <w:sz w:val="32"/>
+                                        <w:szCs w:val="32"/>
+                                      </w:rPr>
+                                      <w:t>NET  : ................................</w:t>
+                                    </w:r>
+                                    <w:r>
+                                      <w:rPr>
+                                        <w:b/>
+                                        <w:sz w:val="32"/>
+                                        <w:szCs w:val="32"/>
+                                      </w:rPr>
+                                      <w:t>................</w:t>
+                                    </w:r>
+                                    <w:r>
+                                      <w:rPr>
+                                        <w:b/>
+                                        <w:sz w:val="32"/>
+                                        <w:szCs w:val="32"/>
+                                      </w:rPr>
+                                      <w:t>.....</w:t>
+                                    </w:r>
+                                    <w:r>
+                                      <w:rPr>
+                                        <w:b/>
+                                        <w:sz w:val="48"/>
+                                        <w:szCs w:val="48"/>
+                                      </w:rPr>
+                                      <w:t>{{slot2_net}}</w:t>
+                                    </w:r>
+                                    <w:r>
+                                      <w:rPr>
+                                        <w:b/>
+                                        <w:sz w:val="32"/>
+                                        <w:szCs w:val="32"/>
+                                      </w:rPr>
+                                      <w:t>...........</w:t>
+                                    </w:r>
+                                    <w:r>
+                                      <w:rPr>
+                                        <w:b/>
+                                        <w:sz w:val="32"/>
+                                        <w:szCs w:val="32"/>
+                                      </w:rPr>
+                                      <w:t>.............</w:t>
+                                    </w:r>
+                                    <w:r>
+                                      <w:rPr>
+                                        <w:b/>
+                                        <w:sz w:val="32"/>
+                                        <w:szCs w:val="32"/>
+                                      </w:rPr>
+                                      <w:t>................................KGS</w:t>
+                                    </w:r>
+                                    <w:r>
+                                      <w:rPr>
+                                        <w:b/>
+                                        <w:sz w:val="32"/>
+                                        <w:szCs w:val="32"/>
+                                      </w:rPr>
+                                      <w:t xml:space="preserve"> </w:t>
+                                    </w:r>
                                     <w:r>
                                       <w:rPr>
                                         <w:b/>
@@ -2568,7 +2518,7 @@
                                   <w:sz w:val="96"/>
                                   <w:szCs w:val="96"/>
                                 </w:rPr>
-                                <w:fldChar w:fldCharType="begin"/>
+                                <w:t>{{slot2_nama}}</w:t>
                               </w:r>
                               <w:r>
                                 <w:rPr>
@@ -2578,7 +2528,17 @@
                                   <w:sz w:val="96"/>
                                   <w:szCs w:val="96"/>
                                 </w:rPr>
-                                <w:instrText>{ slot2_nama</w:instrText>
+                                <w:fldChar w:fldCharType="begin"/>
+                              </w:r>
+                              <w:r>
+                                <w:rPr>
+                                  <w:rFonts w:ascii="Aptos Black" w:hAnsi="Aptos Black"/>
+                                  <w:b/>
+                                  <w:bCs/>
+                                  <w:sz w:val="96"/>
+                                  <w:szCs w:val="96"/>
+                                </w:rPr>
+                                <w:instrText>{ slot1_nama</w:instrText>
                               </w:r>
                               <w:r>
                                 <w:rPr>
@@ -2678,31 +2638,7 @@
                                   <w:sz w:val="48"/>
                                   <w:szCs w:val="48"/>
                                 </w:rPr>
-                                <w:t xml:space="preserve"> </w:t>
-                              </w:r>
-                              <w:r>
-                                <w:rPr>
-                                  <w:b/>
-                                  <w:sz w:val="48"/>
-                                  <w:szCs w:val="48"/>
-                                </w:rPr>
-                                <w:t>{{ slot</w:t>
-                              </w:r>
-                              <w:r>
-                                <w:rPr>
-                                  <w:b/>
-                                  <w:sz w:val="48"/>
-                                  <w:szCs w:val="48"/>
-                                </w:rPr>
-                                <w:t>2</w:t>
-                              </w:r>
-                              <w:r>
-                                <w:rPr>
-                                  <w:b/>
-                                  <w:sz w:val="48"/>
-                                  <w:szCs w:val="48"/>
-                                </w:rPr>
-                                <w:t>_tipe }}</w:t>
+                                <w:t>{{slot2_tipe}}</w:t>
                               </w:r>
                               <w:r>
                                 <w:rPr>
@@ -2768,31 +2704,7 @@
                                   <w:sz w:val="48"/>
                                   <w:szCs w:val="48"/>
                                 </w:rPr>
-                                <w:t xml:space="preserve"> </w:t>
-                              </w:r>
-                              <w:r>
-                                <w:rPr>
-                                  <w:b/>
-                                  <w:sz w:val="48"/>
-                                  <w:szCs w:val="48"/>
-                                </w:rPr>
-                                <w:t>{{ slot</w:t>
-                              </w:r>
-                              <w:r>
-                                <w:rPr>
-                                  <w:b/>
-                                  <w:sz w:val="48"/>
-                                  <w:szCs w:val="48"/>
-                                </w:rPr>
-                                <w:t>2</w:t>
-                              </w:r>
-                              <w:r>
-                                <w:rPr>
-                                  <w:b/>
-                                  <w:sz w:val="48"/>
-                                  <w:szCs w:val="48"/>
-                                </w:rPr>
-                                <w:t>_lot }}</w:t>
+                                <w:t>{{slot2_lot}}</w:t>
                               </w:r>
                               <w:r>
                                 <w:rPr>
@@ -2828,6 +2740,70 @@
                                   <w:szCs w:val="32"/>
                                 </w:rPr>
                               </w:pPr>
+                              <w:r>
+                                <w:rPr>
+                                  <w:b/>
+                                  <w:sz w:val="32"/>
+                                  <w:szCs w:val="32"/>
+                                </w:rPr>
+                                <w:t>NET  : ................................</w:t>
+                              </w:r>
+                              <w:r>
+                                <w:rPr>
+                                  <w:b/>
+                                  <w:sz w:val="32"/>
+                                  <w:szCs w:val="32"/>
+                                </w:rPr>
+                                <w:t>................</w:t>
+                              </w:r>
+                              <w:r>
+                                <w:rPr>
+                                  <w:b/>
+                                  <w:sz w:val="32"/>
+                                  <w:szCs w:val="32"/>
+                                </w:rPr>
+                                <w:t>.....</w:t>
+                              </w:r>
+                              <w:r>
+                                <w:rPr>
+                                  <w:b/>
+                                  <w:sz w:val="48"/>
+                                  <w:szCs w:val="48"/>
+                                </w:rPr>
+                                <w:t>{{slot2_net}}</w:t>
+                              </w:r>
+                              <w:r>
+                                <w:rPr>
+                                  <w:b/>
+                                  <w:sz w:val="32"/>
+                                  <w:szCs w:val="32"/>
+                                </w:rPr>
+                                <w:t>...........</w:t>
+                              </w:r>
+                              <w:r>
+                                <w:rPr>
+                                  <w:b/>
+                                  <w:sz w:val="32"/>
+                                  <w:szCs w:val="32"/>
+                                </w:rPr>
+                                <w:t>.............</w:t>
+                              </w:r>
+                              <w:r>
+                                <w:rPr>
+                                  <w:b/>
+                                  <w:sz w:val="32"/>
+                                  <w:szCs w:val="32"/>
+                                </w:rPr>
+                                <w:t>................................KGS</w:t>
+                              </w:r>
+                              <w:r>
+                                <w:rPr>
+                                  <w:b/>
+                                  <w:sz w:val="32"/>
+                                  <w:szCs w:val="32"/>
+                                </w:rPr>
+                                <w:t xml:space="preserve"> </w:t>
+                              </w:r>
                               <w:r>
                                 <w:rPr>
                                   <w:b/>
@@ -3070,7 +3046,7 @@
                                         <w:sz w:val="96"/>
                                         <w:szCs w:val="96"/>
                                       </w:rPr>
-                                      <w:fldChar w:fldCharType="begin"/>
+                                      <w:t>{{slot2_nama}}</w:t>
                                     </w:r>
                                     <w:r>
                                       <w:rPr>
@@ -3080,7 +3056,17 @@
                                         <w:sz w:val="96"/>
                                         <w:szCs w:val="96"/>
                                       </w:rPr>
-                                      <w:instrText>{ slot3_nama</w:instrText>
+                                      <w:fldChar w:fldCharType="begin"/>
+                                    </w:r>
+                                    <w:r>
+                                      <w:rPr>
+                                        <w:rFonts w:ascii="Aptos Black" w:hAnsi="Aptos Black"/>
+                                        <w:b/>
+                                        <w:bCs/>
+                                        <w:sz w:val="96"/>
+                                        <w:szCs w:val="96"/>
+                                      </w:rPr>
+                                      <w:instrText>{ slot1_nama</w:instrText>
                                     </w:r>
                                     <w:r>
                                       <w:rPr>
@@ -3180,31 +3166,7 @@
                                         <w:sz w:val="48"/>
                                         <w:szCs w:val="48"/>
                                       </w:rPr>
-                                      <w:t xml:space="preserve"> </w:t>
-                                    </w:r>
-                                    <w:r>
-                                      <w:rPr>
-                                        <w:b/>
-                                        <w:sz w:val="48"/>
-                                        <w:szCs w:val="48"/>
-                                      </w:rPr>
-                                      <w:t>{{ slot</w:t>
-                                    </w:r>
-                                    <w:r>
-                                      <w:rPr>
-                                        <w:b/>
-                                        <w:sz w:val="48"/>
-                                        <w:szCs w:val="48"/>
-                                      </w:rPr>
-                                      <w:t>3</w:t>
-                                    </w:r>
-                                    <w:r>
-                                      <w:rPr>
-                                        <w:b/>
-                                        <w:sz w:val="48"/>
-                                        <w:szCs w:val="48"/>
-                                      </w:rPr>
-                                      <w:t>_tipe }}</w:t>
+                                      <w:t>{{slot2_tipe}}</w:t>
                                     </w:r>
                                     <w:r>
                                       <w:rPr>
@@ -3270,7 +3232,65 @@
                                         <w:sz w:val="48"/>
                                         <w:szCs w:val="48"/>
                                       </w:rPr>
-                                      <w:t xml:space="preserve"> </w:t>
+                                      <w:t>{{slot2_lot}}</w:t>
+                                    </w:r>
+                                    <w:r>
+                                      <w:rPr>
+                                        <w:b/>
+                                        <w:sz w:val="32"/>
+                                        <w:szCs w:val="32"/>
+                                      </w:rPr>
+                                      <w:t>.......................................</w:t>
+                                    </w:r>
+                                    <w:r>
+                                      <w:rPr>
+                                        <w:b/>
+                                        <w:sz w:val="32"/>
+                                        <w:szCs w:val="32"/>
+                                      </w:rPr>
+                                      <w:t>..............</w:t>
+                                    </w:r>
+                                    <w:r>
+                                      <w:rPr>
+                                        <w:b/>
+                                        <w:sz w:val="32"/>
+                                        <w:szCs w:val="32"/>
+                                      </w:rPr>
+                                      <w:t>.</w:t>
+                                    </w:r>
+                                  </w:p>
+                                  <w:p>
+                                    <w:pPr>
+                                      <w:spacing w:line="240" w:lineRule="auto"/>
+                                      <w:rPr>
+                                        <w:b/>
+                                        <w:sz w:val="32"/>
+                                        <w:szCs w:val="32"/>
+                                      </w:rPr>
+                                    </w:pPr>
+                                    <w:r>
+                                      <w:rPr>
+                                        <w:b/>
+                                        <w:sz w:val="32"/>
+                                        <w:szCs w:val="32"/>
+                                      </w:rPr>
+                                      <w:t>NET  : ................................</w:t>
+                                    </w:r>
+                                    <w:r>
+                                      <w:rPr>
+                                        <w:b/>
+                                        <w:sz w:val="32"/>
+                                        <w:szCs w:val="32"/>
+                                      </w:rPr>
+                                      <w:t>................</w:t>
+                                    </w:r>
+                                    <w:r>
+                                      <w:rPr>
+                                        <w:b/>
+                                        <w:sz w:val="32"/>
+                                        <w:szCs w:val="32"/>
+                                      </w:rPr>
+                                      <w:t>.....</w:t>
                                     </w:r>
                                     <w:r>
                                       <w:rPr>
@@ -3278,7 +3298,31 @@
                                         <w:sz w:val="48"/>
                                         <w:szCs w:val="48"/>
                                       </w:rPr>
-                                      <w:t>{{ slot</w:t>
+                                      <w:t>{{slot2_net}}</w:t>
+                                    </w:r>
+                                    <w:r>
+                                      <w:rPr>
+                                        <w:b/>
+                                        <w:sz w:val="32"/>
+                                        <w:szCs w:val="32"/>
+                                      </w:rPr>
+                                      <w:t>...........</w:t>
+                                    </w:r>
+                                    <w:r>
+                                      <w:rPr>
+                                        <w:b/>
+                                        <w:sz w:val="32"/>
+                                        <w:szCs w:val="32"/>
+                                      </w:rPr>
+                                      <w:t>.............</w:t>
+                                    </w:r>
+                                    <w:r>
+                                      <w:rPr>
+                                        <w:b/>
+                                        <w:sz w:val="32"/>
+                                        <w:szCs w:val="32"/>
+                                      </w:rPr>
+                                      <w:t>................................KGS</w:t>
                                     </w:r>
                                     <w:r>
                                       <w:rPr>
@@ -3286,7 +3330,7 @@
                                         <w:sz w:val="48"/>
                                         <w:szCs w:val="48"/>
                                       </w:rPr>
-                                      <w:t>3</w:t>
+                                      <w:t xml:space="preserve"> </w:t>
                                     </w:r>
                                     <w:r>
                                       <w:rPr>
@@ -3907,7 +3951,7 @@
                                   <w:sz w:val="96"/>
                                   <w:szCs w:val="96"/>
                                 </w:rPr>
-                                <w:fldChar w:fldCharType="begin"/>
+                                <w:t>{{slot2_nama}}</w:t>
                               </w:r>
                               <w:r>
                                 <w:rPr>
@@ -3917,7 +3961,17 @@
                                   <w:sz w:val="96"/>
                                   <w:szCs w:val="96"/>
                                 </w:rPr>
-                                <w:instrText>{ slot3_nama</w:instrText>
+                                <w:fldChar w:fldCharType="begin"/>
+                              </w:r>
+                              <w:r>
+                                <w:rPr>
+                                  <w:rFonts w:ascii="Aptos Black" w:hAnsi="Aptos Black"/>
+                                  <w:b/>
+                                  <w:bCs/>
+                                  <w:sz w:val="96"/>
+                                  <w:szCs w:val="96"/>
+                                </w:rPr>
+                                <w:instrText>{ slot1_nama</w:instrText>
                               </w:r>
                               <w:r>
                                 <w:rPr>
@@ -4017,31 +4071,7 @@
                                   <w:sz w:val="48"/>
                                   <w:szCs w:val="48"/>
                                 </w:rPr>
-                                <w:t xml:space="preserve"> </w:t>
-                              </w:r>
-                              <w:r>
-                                <w:rPr>
-                                  <w:b/>
-                                  <w:sz w:val="48"/>
-                                  <w:szCs w:val="48"/>
-                                </w:rPr>
-                                <w:t>{{ slot</w:t>
-                              </w:r>
-                              <w:r>
-                                <w:rPr>
-                                  <w:b/>
-                                  <w:sz w:val="48"/>
-                                  <w:szCs w:val="48"/>
-                                </w:rPr>
-                                <w:t>3</w:t>
-                              </w:r>
-                              <w:r>
-                                <w:rPr>
-                                  <w:b/>
-                                  <w:sz w:val="48"/>
-                                  <w:szCs w:val="48"/>
-                                </w:rPr>
-                                <w:t>_tipe }}</w:t>
+                                <w:t>{{slot2_tipe}}</w:t>
                               </w:r>
                               <w:r>
                                 <w:rPr>
@@ -4107,7 +4137,65 @@
                                   <w:sz w:val="48"/>
                                   <w:szCs w:val="48"/>
                                 </w:rPr>
-                                <w:t xml:space="preserve"> </w:t>
+                                <w:t>{{slot2_lot}}</w:t>
+                              </w:r>
+                              <w:r>
+                                <w:rPr>
+                                  <w:b/>
+                                  <w:sz w:val="32"/>
+                                  <w:szCs w:val="32"/>
+                                </w:rPr>
+                                <w:t>.......................................</w:t>
+                              </w:r>
+                              <w:r>
+                                <w:rPr>
+                                  <w:b/>
+                                  <w:sz w:val="32"/>
+                                  <w:szCs w:val="32"/>
+                                </w:rPr>
+                                <w:t>..............</w:t>
+                              </w:r>
+                              <w:r>
+                                <w:rPr>
+                                  <w:b/>
+                                  <w:sz w:val="32"/>
+                                  <w:szCs w:val="32"/>
+                                </w:rPr>
+                                <w:t>.</w:t>
+                              </w:r>
+                            </w:p>
+                            <w:p>
+                              <w:pPr>
+                                <w:spacing w:line="240" w:lineRule="auto"/>
+                                <w:rPr>
+                                  <w:b/>
+                                  <w:sz w:val="32"/>
+                                  <w:szCs w:val="32"/>
+                                </w:rPr>
+                              </w:pPr>
+                              <w:r>
+                                <w:rPr>
+                                  <w:b/>
+                                  <w:sz w:val="32"/>
+                                  <w:szCs w:val="32"/>
+                                </w:rPr>
+                                <w:t>NET  : ................................</w:t>
+                              </w:r>
+                              <w:r>
+                                <w:rPr>
+                                  <w:b/>
+                                  <w:sz w:val="32"/>
+                                  <w:szCs w:val="32"/>
+                                </w:rPr>
+                                <w:t>................</w:t>
+                              </w:r>
+                              <w:r>
+                                <w:rPr>
+                                  <w:b/>
+                                  <w:sz w:val="32"/>
+                                  <w:szCs w:val="32"/>
+                                </w:rPr>
+                                <w:t>.....</w:t>
                               </w:r>
                               <w:r>
                                 <w:rPr>
@@ -4115,7 +4203,31 @@
                                   <w:sz w:val="48"/>
                                   <w:szCs w:val="48"/>
                                 </w:rPr>
-                                <w:t>{{ slot</w:t>
+                                <w:t>{{slot2_net}}</w:t>
+                              </w:r>
+                              <w:r>
+                                <w:rPr>
+                                  <w:b/>
+                                  <w:sz w:val="32"/>
+                                  <w:szCs w:val="32"/>
+                                </w:rPr>
+                                <w:t>...........</w:t>
+                              </w:r>
+                              <w:r>
+                                <w:rPr>
+                                  <w:b/>
+                                  <w:sz w:val="32"/>
+                                  <w:szCs w:val="32"/>
+                                </w:rPr>
+                                <w:t>.............</w:t>
+                              </w:r>
+                              <w:r>
+                                <w:rPr>
+                                  <w:b/>
+                                  <w:sz w:val="32"/>
+                                  <w:szCs w:val="32"/>
+                                </w:rPr>
+                                <w:t>................................KGS</w:t>
                               </w:r>
                               <w:r>
                                 <w:rPr>
@@ -4123,7 +4235,7 @@
                                   <w:sz w:val="48"/>
                                   <w:szCs w:val="48"/>
                                 </w:rPr>
-                                <w:t>3</w:t>
+                                <w:t xml:space="preserve"> </w:t>
                               </w:r>
                               <w:r>
                                 <w:rPr>
